--- a/LL.si-263Topală/L2_TP_SI-263.docx
+++ b/LL.si-263Topală/L2_TP_SI-263.docx
@@ -2136,7 +2136,33 @@
           <w:szCs w:val="28"/>
           <w:lang w:val="ro-RO"/>
         </w:rPr>
-        <w:t xml:space="preserve">Fifura 2.1 </w:t>
+        <w:t>Fi</w:t>
+      </w:r>
+      <w:r>
+        <w:rPr>
+          <w:b/>
+          <w:bCs/>
+          <w:i/>
+          <w:iCs/>
+          <w:color w:val="3B3838" w:themeColor="background2" w:themeShade="40"/>
+          <w:sz w:val="28"/>
+          <w:szCs w:val="28"/>
+          <w:lang w:val="ro-RO"/>
+        </w:rPr>
+        <w:t>g</w:t>
+      </w:r>
+      <w:r>
+        <w:rPr>
+          <w:b/>
+          <w:bCs/>
+          <w:i/>
+          <w:iCs/>
+          <w:color w:val="3B3838" w:themeColor="background2" w:themeShade="40"/>
+          <w:sz w:val="28"/>
+          <w:szCs w:val="28"/>
+          <w:lang w:val="ro-RO"/>
+        </w:rPr>
+        <w:t xml:space="preserve">ura 2.1 </w:t>
       </w:r>
       <w:r>
         <w:rPr>
@@ -2246,7 +2272,7 @@
           <w:szCs w:val="28"/>
           <w:lang w:val="ro-RO"/>
         </w:rPr>
-        <w:t>Fifura 2.</w:t>
+        <w:t>Fi</w:t>
       </w:r>
       <w:r>
         <w:rPr>
@@ -2259,7 +2285,7 @@
           <w:szCs w:val="28"/>
           <w:lang w:val="ro-RO"/>
         </w:rPr>
-        <w:t>2</w:t>
+        <w:t>g</w:t>
       </w:r>
       <w:r>
         <w:rPr>
@@ -2272,7 +2298,7 @@
           <w:szCs w:val="28"/>
           <w:lang w:val="ro-RO"/>
         </w:rPr>
-        <w:t xml:space="preserve"> </w:t>
+        <w:t>ura 2.</w:t>
       </w:r>
       <w:r>
         <w:rPr>
@@ -2285,7 +2311,7 @@
           <w:szCs w:val="28"/>
           <w:lang w:val="ro-RO"/>
         </w:rPr>
-        <w:t xml:space="preserve">– exemplu </w:t>
+        <w:t>2</w:t>
       </w:r>
       <w:r>
         <w:rPr>
@@ -2298,7 +2324,20 @@
           <w:szCs w:val="28"/>
           <w:lang w:val="ro-RO"/>
         </w:rPr>
-        <w:t>2</w:t>
+        <w:t xml:space="preserve"> </w:t>
+      </w:r>
+      <w:r>
+        <w:rPr>
+          <w:b/>
+          <w:bCs/>
+          <w:i/>
+          <w:iCs/>
+          <w:color w:val="3B3838" w:themeColor="background2" w:themeShade="40"/>
+          <w:sz w:val="28"/>
+          <w:szCs w:val="28"/>
+          <w:lang w:val="ro-RO"/>
+        </w:rPr>
+        <w:t>– exemplu 2</w:t>
       </w:r>
     </w:p>
     <w:p>
@@ -2409,7 +2448,7 @@
           <w:szCs w:val="28"/>
           <w:lang w:val="ro-RO"/>
         </w:rPr>
-        <w:t>Fifura 2.</w:t>
+        <w:t>Fi</w:t>
       </w:r>
       <w:r>
         <w:rPr>
@@ -2422,7 +2461,7 @@
           <w:szCs w:val="28"/>
           <w:lang w:val="ro-RO"/>
         </w:rPr>
-        <w:t>3</w:t>
+        <w:t>g</w:t>
       </w:r>
       <w:r>
         <w:rPr>
@@ -2435,7 +2474,7 @@
           <w:szCs w:val="28"/>
           <w:lang w:val="ro-RO"/>
         </w:rPr>
-        <w:t xml:space="preserve"> </w:t>
+        <w:t>ura 2.</w:t>
       </w:r>
       <w:r>
         <w:rPr>
@@ -2448,7 +2487,7 @@
           <w:szCs w:val="28"/>
           <w:lang w:val="ro-RO"/>
         </w:rPr>
-        <w:t xml:space="preserve">– exemplu </w:t>
+        <w:t>3</w:t>
       </w:r>
       <w:r>
         <w:rPr>
@@ -2461,7 +2500,20 @@
           <w:szCs w:val="28"/>
           <w:lang w:val="ro-RO"/>
         </w:rPr>
-        <w:t>3</w:t>
+        <w:t xml:space="preserve"> </w:t>
+      </w:r>
+      <w:r>
+        <w:rPr>
+          <w:b/>
+          <w:bCs/>
+          <w:i/>
+          <w:iCs/>
+          <w:color w:val="3B3838" w:themeColor="background2" w:themeShade="40"/>
+          <w:sz w:val="28"/>
+          <w:szCs w:val="28"/>
+          <w:lang w:val="ro-RO"/>
+        </w:rPr>
+        <w:t>– exemplu 3</w:t>
       </w:r>
     </w:p>
     <w:p>
